--- a/Project2/About.docx
+++ b/Project2/About.docx
@@ -4,19 +4,16 @@
   <w:body>
     <w:p>
       <w:r>
-        <w:t xml:space="preserve">We have used 10 year chicken and day old chick </w:t>
-      </w:r>
-      <w:r>
-        <w:t>data</w:t>
-      </w:r>
-      <w:r>
-        <w:t xml:space="preserve"> to forecast the best </w:t>
+        <w:t xml:space="preserve">We have used 10 year chicken and day old chick data to forecast the best </w:t>
       </w:r>
       <w:r>
         <w:t xml:space="preserve">upcoming </w:t>
       </w:r>
       <w:r>
         <w:t xml:space="preserve">3 day bracket to buy chicken. </w:t>
+      </w:r>
+      <w:r>
+        <w:t>We have XGBoost ML model for this Project.</w:t>
       </w:r>
     </w:p>
     <w:sectPr>
